--- a/agentic-ai-sdlc-hitl-langgraph/artifacts/design_document.docx
+++ b/agentic-ai-sdlc-hitl-langgraph/artifacts/design_document.docx
@@ -23,7 +23,7 @@
         <w:pStyle w:val="ListBullet"/>
       </w:pPr>
       <w:r>
-        <w:t>The system should upgrade the order-offers service to Spring Boot 4 to leverage its improved performance and security features</w:t>
+        <w:t>The system should provide a seamless upgrade to Spring Boot 4 for the order-offers, order-pricing, and order-taxes services.</w:t>
       </w:r>
     </w:p>
     <w:p>
@@ -31,7 +31,7 @@
         <w:pStyle w:val="ListBullet"/>
       </w:pPr>
       <w:r>
-        <w:t>The system should ensure the order-pricing-service is compatible with Spring Boot 4 to maintain system stability and efficiency</w:t>
+        <w:t>The upgraded services should be backward compatible with existing APIs.</w:t>
       </w:r>
     </w:p>
     <w:p>
@@ -39,7 +39,7 @@
         <w:pStyle w:val="ListBullet"/>
       </w:pPr>
       <w:r>
-        <w:t>The system should test the order-taxes-fees service after upgrading to Spring Boot 4 to verify its functionality and identify potential issues</w:t>
+        <w:t>The system should include automated tests and validation for correctness and stability.</w:t>
       </w:r>
     </w:p>
     <w:p>
@@ -47,23 +47,7 @@
         <w:pStyle w:val="ListBullet"/>
       </w:pPr>
       <w:r>
-        <w:t>The system should deploy the upgraded order-offers, order-pricing-service, and order-taxes-fees services to a production environment to provide users with the latest features and improvements</w:t>
-      </w:r>
-    </w:p>
-    <w:p>
-      <w:pPr>
-        <w:pStyle w:val="ListBullet"/>
-      </w:pPr>
-      <w:r>
-        <w:t>The system should review the upgraded services for potential security vulnerabilities to protect sensitive user data</w:t>
-      </w:r>
-    </w:p>
-    <w:p>
-      <w:pPr>
-        <w:pStyle w:val="ListBullet"/>
-      </w:pPr>
-      <w:r>
-        <w:t>The system should provide improved application responsiveness and reliability after the services have been upgraded to Spring Boot 4 to enable users to complete tasks efficiently</w:t>
+        <w:t>The system should provide a responsive and efficient user experience.</w:t>
       </w:r>
     </w:p>
     <w:p>
@@ -79,7 +63,7 @@
         <w:pStyle w:val="ListBullet"/>
       </w:pPr>
       <w:r>
-        <w:t>System architecture: Microservices-based with order-offers, order-pricing-service, and order-taxes-fees services</w:t>
+        <w:t>The system will utilize Spring Boot 4 for the latest security patches and features.</w:t>
       </w:r>
     </w:p>
     <w:p>
@@ -87,7 +71,7 @@
         <w:pStyle w:val="ListBullet"/>
       </w:pPr>
       <w:r>
-        <w:t>Technology stack: Spring Boot 4, Java 17, MySQL 8</w:t>
+        <w:t>The system will leverage the latest dependencies and libraries for accurate tax calculations.</w:t>
       </w:r>
     </w:p>
     <w:p>
@@ -95,7 +79,7 @@
         <w:pStyle w:val="ListBullet"/>
       </w:pPr>
       <w:r>
-        <w:t>Deployment strategy: Docker, CI/CD, cloud infrastructure</w:t>
+        <w:t>The system will include API endpoints for order offers, pricing, and taxes.</w:t>
       </w:r>
     </w:p>
     <w:p>
@@ -103,15 +87,7 @@
         <w:pStyle w:val="ListBullet"/>
       </w:pPr>
       <w:r>
-        <w:t>API specifications: RESTful APIs with JSON data format</w:t>
-      </w:r>
-    </w:p>
-    <w:p>
-      <w:pPr>
-        <w:pStyle w:val="ListBullet"/>
-      </w:pPr>
-      <w:r>
-        <w:t>Database design: Relational database with tables for orders, pricing, and taxes</w:t>
+        <w:t>The system will utilize a database for storing and retrieving order information.</w:t>
       </w:r>
     </w:p>
     <w:p>
@@ -127,7 +103,7 @@
         <w:pStyle w:val="ListBullet"/>
       </w:pPr>
       <w:r>
-        <w:t>The payment service is already integrated</w:t>
+        <w:t>The payment service is already integrated.</w:t>
       </w:r>
     </w:p>
     <w:p>
@@ -135,7 +111,7 @@
         <w:pStyle w:val="ListBullet"/>
       </w:pPr>
       <w:r>
-        <w:t>Admin has access to all bookings</w:t>
+        <w:t>The admin has access to all bookings.</w:t>
       </w:r>
     </w:p>
     <w:p>
@@ -151,7 +127,7 @@
         <w:pStyle w:val="ListBullet"/>
       </w:pPr>
       <w:r>
-        <w:t>Query performance under load is unknown</w:t>
+        <w:t>Query performance under load is unknown.</w:t>
       </w:r>
     </w:p>
     <w:p>
@@ -159,7 +135,7 @@
         <w:pStyle w:val="ListBullet"/>
       </w:pPr>
       <w:r>
-        <w:t>Flight seat map integration is pending</w:t>
+        <w:t>Flight seat map integration is pending.</w:t>
       </w:r>
     </w:p>
     <w:sectPr>

--- a/agentic-ai-sdlc-hitl-langgraph/artifacts/design_document.docx
+++ b/agentic-ai-sdlc-hitl-langgraph/artifacts/design_document.docx
@@ -23,7 +23,7 @@
         <w:pStyle w:val="ListBullet"/>
       </w:pPr>
       <w:r>
-        <w:t>The system should provide a seamless upgrade to Spring Boot 4 for the order-offers, order-pricing, and order-taxes services.</w:t>
+        <w:t>Upgrade order-offers service to Spring Boot 4</w:t>
       </w:r>
     </w:p>
     <w:p>
@@ -31,7 +31,7 @@
         <w:pStyle w:val="ListBullet"/>
       </w:pPr>
       <w:r>
-        <w:t>The upgraded services should be backward compatible with existing APIs.</w:t>
+        <w:t>Upgrade order-pricing service to Spring Boot 4</w:t>
       </w:r>
     </w:p>
     <w:p>
@@ -39,7 +39,7 @@
         <w:pStyle w:val="ListBullet"/>
       </w:pPr>
       <w:r>
-        <w:t>The system should include automated tests and validation for correctness and stability.</w:t>
+        <w:t>Migrate order-taxes service to Spring Boot 4</w:t>
       </w:r>
     </w:p>
     <w:p>
@@ -47,7 +47,23 @@
         <w:pStyle w:val="ListBullet"/>
       </w:pPr>
       <w:r>
-        <w:t>The system should provide a responsive and efficient user experience.</w:t>
+        <w:t>Ensure backward compatibility with existing integrations</w:t>
+      </w:r>
+    </w:p>
+    <w:p>
+      <w:pPr>
+        <w:pStyle w:val="ListBullet"/>
+      </w:pPr>
+      <w:r>
+        <w:t>Include automated tests and validation</w:t>
+      </w:r>
+    </w:p>
+    <w:p>
+      <w:pPr>
+        <w:pStyle w:val="ListBullet"/>
+      </w:pPr>
+      <w:r>
+        <w:t>Provide responsive and efficient user experience</w:t>
       </w:r>
     </w:p>
     <w:p>
@@ -63,7 +79,7 @@
         <w:pStyle w:val="ListBullet"/>
       </w:pPr>
       <w:r>
-        <w:t>The system will utilize Spring Boot 4 for the latest security patches and features.</w:t>
+        <w:t>Use Spring Boot 4 for latest security patches and features</w:t>
       </w:r>
     </w:p>
     <w:p>
@@ -71,7 +87,7 @@
         <w:pStyle w:val="ListBullet"/>
       </w:pPr>
       <w:r>
-        <w:t>The system will leverage the latest dependencies and libraries for accurate tax calculations.</w:t>
+        <w:t>Implement automated tests and validation</w:t>
       </w:r>
     </w:p>
     <w:p>
@@ -79,7 +95,7 @@
         <w:pStyle w:val="ListBullet"/>
       </w:pPr>
       <w:r>
-        <w:t>The system will include API endpoints for order offers, pricing, and taxes.</w:t>
+        <w:t>Ensure backward compatibility with existing integrations</w:t>
       </w:r>
     </w:p>
     <w:p>
@@ -87,7 +103,15 @@
         <w:pStyle w:val="ListBullet"/>
       </w:pPr>
       <w:r>
-        <w:t>The system will utilize a database for storing and retrieving order information.</w:t>
+        <w:t>Use Docker for deployment</w:t>
+      </w:r>
+    </w:p>
+    <w:p>
+      <w:pPr>
+        <w:pStyle w:val="ListBullet"/>
+      </w:pPr>
+      <w:r>
+        <w:t>Implement API specifications for endpoints and HTTP methods</w:t>
       </w:r>
     </w:p>
     <w:p>
@@ -103,7 +127,7 @@
         <w:pStyle w:val="ListBullet"/>
       </w:pPr>
       <w:r>
-        <w:t>The payment service is already integrated.</w:t>
+        <w:t>Payment service is already integrated</w:t>
       </w:r>
     </w:p>
     <w:p>
@@ -111,7 +135,7 @@
         <w:pStyle w:val="ListBullet"/>
       </w:pPr>
       <w:r>
-        <w:t>The admin has access to all bookings.</w:t>
+        <w:t>Admin has access to all bookings</w:t>
       </w:r>
     </w:p>
     <w:p>
@@ -127,7 +151,7 @@
         <w:pStyle w:val="ListBullet"/>
       </w:pPr>
       <w:r>
-        <w:t>Query performance under load is unknown.</w:t>
+        <w:t>Query performance under load unknown</w:t>
       </w:r>
     </w:p>
     <w:p>
@@ -135,7 +159,7 @@
         <w:pStyle w:val="ListBullet"/>
       </w:pPr>
       <w:r>
-        <w:t>Flight seat map integration is pending.</w:t>
+        <w:t>Flight seat map integration pending</w:t>
       </w:r>
     </w:p>
     <w:sectPr>

--- a/agentic-ai-sdlc-hitl-langgraph/artifacts/design_document.docx
+++ b/agentic-ai-sdlc-hitl-langgraph/artifacts/design_document.docx
@@ -39,7 +39,7 @@
         <w:pStyle w:val="ListBullet"/>
       </w:pPr>
       <w:r>
-        <w:t>Migrate order-taxes service to Spring Boot 4</w:t>
+        <w:t>Upgrade order-taxes service to Spring Boot 4</w:t>
       </w:r>
     </w:p>
     <w:p>
@@ -47,7 +47,7 @@
         <w:pStyle w:val="ListBullet"/>
       </w:pPr>
       <w:r>
-        <w:t>Ensure backward compatibility with existing integrations</w:t>
+        <w:t>Track and analyze order data after upgrade</w:t>
       </w:r>
     </w:p>
     <w:p>
@@ -55,7 +55,7 @@
         <w:pStyle w:val="ListBullet"/>
       </w:pPr>
       <w:r>
-        <w:t>Include automated tests and validation</w:t>
+        <w:t>Automated tests and validation for upgraded services</w:t>
       </w:r>
     </w:p>
     <w:p>
@@ -63,7 +63,7 @@
         <w:pStyle w:val="ListBullet"/>
       </w:pPr>
       <w:r>
-        <w:t>Provide responsive and efficient user experience</w:t>
+        <w:t>Stable and performant application after upgrade</w:t>
       </w:r>
     </w:p>
     <w:p>
@@ -79,7 +79,7 @@
         <w:pStyle w:val="ListBullet"/>
       </w:pPr>
       <w:r>
-        <w:t>Use Spring Boot 4 for latest security patches and features</w:t>
+        <w:t>System architecture: Microservices with Spring Boot 4</w:t>
       </w:r>
     </w:p>
     <w:p>
@@ -87,7 +87,7 @@
         <w:pStyle w:val="ListBullet"/>
       </w:pPr>
       <w:r>
-        <w:t>Implement automated tests and validation</w:t>
+        <w:t>Technology stack: Java, Spring, MySQL</w:t>
       </w:r>
     </w:p>
     <w:p>
@@ -95,7 +95,7 @@
         <w:pStyle w:val="ListBullet"/>
       </w:pPr>
       <w:r>
-        <w:t>Ensure backward compatibility with existing integrations</w:t>
+        <w:t>Deployment strategy: Docker, CI/CD, cloud infrastructure</w:t>
       </w:r>
     </w:p>
     <w:p>
@@ -103,7 +103,7 @@
         <w:pStyle w:val="ListBullet"/>
       </w:pPr>
       <w:r>
-        <w:t>Use Docker for deployment</w:t>
+        <w:t>API specifications: RESTful APIs with JSON data format</w:t>
       </w:r>
     </w:p>
     <w:p>
@@ -111,7 +111,15 @@
         <w:pStyle w:val="ListBullet"/>
       </w:pPr>
       <w:r>
-        <w:t>Implement API specifications for endpoints and HTTP methods</w:t>
+        <w:t>Database design: Relational database with order, customer, and product tables</w:t>
+      </w:r>
+    </w:p>
+    <w:p>
+      <w:pPr>
+        <w:pStyle w:val="ListBullet"/>
+      </w:pPr>
+      <w:r>
+        <w:t>Security: OAuth 2.0 authentication, role-based authorization, input validation, and encryption</w:t>
       </w:r>
     </w:p>
     <w:p>
